--- a/Bug List.docx
+++ b/Bug List.docx
@@ -1426,6 +1426,450 @@
       </w:pPr>
       <w:r>
         <w:t>Impacts decision-making based on survey insights due to missing response data.</w:t>
+      </w:r>
+    </w:p>
+    <w:p>
+      <w:pPr>
+        <w:pStyle w:val="NormalWeb"/>
+      </w:pPr>
+      <w:r>
+        <w:t>Bug 5:</w:t>
+      </w:r>
+    </w:p>
+    <w:p>
+      <w:pPr>
+        <w:pStyle w:val="NormalWeb"/>
+      </w:pPr>
+      <w:r>
+        <w:rPr>
+          <w:b/>
+          <w:bCs/>
+        </w:rPr>
+        <w:t>Title:</w:t>
+      </w:r>
+      <w:r>
+        <w:t xml:space="preserve"> Logout in One Browser Tab Does Not Invalidate Session in Other Open Tabs</w:t>
+      </w:r>
+    </w:p>
+    <w:p>
+      <w:pPr>
+        <w:pStyle w:val="NormalWeb"/>
+      </w:pPr>
+      <w:r>
+        <w:rPr>
+          <w:b/>
+          <w:bCs/>
+        </w:rPr>
+        <w:t>Environment</w:t>
+      </w:r>
+    </w:p>
+    <w:p>
+      <w:pPr>
+        <w:pStyle w:val="NormalWeb"/>
+        <w:numPr>
+          <w:ilvl w:val="0"/>
+          <w:numId w:val="21"/>
+        </w:numPr>
+      </w:pPr>
+      <w:r>
+        <w:t xml:space="preserve">Application: </w:t>
+      </w:r>
+      <w:proofErr w:type="spellStart"/>
+      <w:r>
+        <w:t>TheySaid</w:t>
+      </w:r>
+      <w:proofErr w:type="spellEnd"/>
+      <w:r>
+        <w:t xml:space="preserve"> AI Platform (EVO)</w:t>
+      </w:r>
+    </w:p>
+    <w:p>
+      <w:pPr>
+        <w:pStyle w:val="NormalWeb"/>
+        <w:numPr>
+          <w:ilvl w:val="0"/>
+          <w:numId w:val="21"/>
+        </w:numPr>
+      </w:pPr>
+      <w:r>
+        <w:t>Module: Authentication / Session Management</w:t>
+      </w:r>
+    </w:p>
+    <w:p>
+      <w:pPr>
+        <w:pStyle w:val="NormalWeb"/>
+        <w:numPr>
+          <w:ilvl w:val="0"/>
+          <w:numId w:val="21"/>
+        </w:numPr>
+      </w:pPr>
+      <w:r>
+        <w:t>Browser: Any supported browser (Chrome confirmed)</w:t>
+      </w:r>
+    </w:p>
+    <w:p>
+      <w:pPr>
+        <w:pStyle w:val="NormalWeb"/>
+        <w:numPr>
+          <w:ilvl w:val="0"/>
+          <w:numId w:val="21"/>
+        </w:numPr>
+      </w:pPr>
+      <w:r>
+        <w:t>Environment: QA/Staging — evo.dev.theysaid.io</w:t>
+      </w:r>
+    </w:p>
+    <w:p>
+      <w:pPr>
+        <w:pStyle w:val="NormalWeb"/>
+        <w:numPr>
+          <w:ilvl w:val="0"/>
+          <w:numId w:val="21"/>
+        </w:numPr>
+      </w:pPr>
+      <w:r>
+        <w:t>Device/OS: Desktop</w:t>
+      </w:r>
+    </w:p>
+    <w:p>
+      <w:pPr>
+        <w:pStyle w:val="NormalWeb"/>
+      </w:pPr>
+      <w:r>
+        <w:rPr>
+          <w:b/>
+          <w:bCs/>
+        </w:rPr>
+        <w:t>Preconditions</w:t>
+      </w:r>
+    </w:p>
+    <w:p>
+      <w:pPr>
+        <w:pStyle w:val="NormalWeb"/>
+        <w:numPr>
+          <w:ilvl w:val="0"/>
+          <w:numId w:val="22"/>
+        </w:numPr>
+      </w:pPr>
+      <w:r>
+        <w:t>User is logged in to the application in a browser tab.</w:t>
+      </w:r>
+    </w:p>
+    <w:p>
+      <w:pPr>
+        <w:pStyle w:val="NormalWeb"/>
+        <w:numPr>
+          <w:ilvl w:val="0"/>
+          <w:numId w:val="22"/>
+        </w:numPr>
+      </w:pPr>
+      <w:r>
+        <w:t>User has duplicated that tab, resulting in two tabs with the same authenticated session.</w:t>
+      </w:r>
+    </w:p>
+    <w:p>
+      <w:pPr>
+        <w:pStyle w:val="NormalWeb"/>
+      </w:pPr>
+      <w:r>
+        <w:rPr>
+          <w:b/>
+          <w:bCs/>
+        </w:rPr>
+        <w:t>Steps to Reproduce</w:t>
+      </w:r>
+    </w:p>
+    <w:p>
+      <w:pPr>
+        <w:pStyle w:val="NormalWeb"/>
+        <w:numPr>
+          <w:ilvl w:val="0"/>
+          <w:numId w:val="23"/>
+        </w:numPr>
+      </w:pPr>
+      <w:r>
+        <w:t>Log in to the application (Tab A).</w:t>
+      </w:r>
+    </w:p>
+    <w:p>
+      <w:pPr>
+        <w:pStyle w:val="NormalWeb"/>
+        <w:numPr>
+          <w:ilvl w:val="0"/>
+          <w:numId w:val="23"/>
+        </w:numPr>
+      </w:pPr>
+      <w:r>
+        <w:t>Duplicate Tab A to open the same authenticated page in Tab B.</w:t>
+      </w:r>
+    </w:p>
+    <w:p>
+      <w:pPr>
+        <w:pStyle w:val="NormalWeb"/>
+        <w:numPr>
+          <w:ilvl w:val="0"/>
+          <w:numId w:val="23"/>
+        </w:numPr>
+      </w:pPr>
+      <w:r>
+        <w:t>In Tab A, click "Logout."</w:t>
+      </w:r>
+    </w:p>
+    <w:p>
+      <w:pPr>
+        <w:pStyle w:val="NormalWeb"/>
+        <w:numPr>
+          <w:ilvl w:val="0"/>
+          <w:numId w:val="23"/>
+        </w:numPr>
+      </w:pPr>
+      <w:r>
+        <w:t>Confirm Tab A redirects to the login page as expected.</w:t>
+      </w:r>
+    </w:p>
+    <w:p>
+      <w:pPr>
+        <w:pStyle w:val="NormalWeb"/>
+        <w:numPr>
+          <w:ilvl w:val="0"/>
+          <w:numId w:val="23"/>
+        </w:numPr>
+      </w:pPr>
+      <w:r>
+        <w:t>Switch to Tab B (without refreshing) and observe the session state.</w:t>
+      </w:r>
+    </w:p>
+    <w:p>
+      <w:pPr>
+        <w:pStyle w:val="NormalWeb"/>
+        <w:numPr>
+          <w:ilvl w:val="0"/>
+          <w:numId w:val="23"/>
+        </w:numPr>
+      </w:pPr>
+      <w:r>
+        <w:t>Attempt to perform an action in Tab B (e.g., navigate, create/edit a project).</w:t>
+      </w:r>
+    </w:p>
+    <w:p>
+      <w:pPr>
+        <w:pStyle w:val="NormalWeb"/>
+      </w:pPr>
+      <w:r>
+        <w:rPr>
+          <w:b/>
+          <w:bCs/>
+        </w:rPr>
+        <w:t>Expected Result</w:t>
+      </w:r>
+      <w:r>
+        <w:br/>
+        <w:t>Logging out in Tab A should immediately invalidate the session for all open tabs/windows of the same browser. Tab B should either reflect the logged-out state automatically or fail any subsequent authenticated request and redirect to the login page.</w:t>
+      </w:r>
+    </w:p>
+    <w:p>
+      <w:pPr>
+        <w:pStyle w:val="NormalWeb"/>
+      </w:pPr>
+      <w:r>
+        <w:rPr>
+          <w:b/>
+          <w:bCs/>
+        </w:rPr>
+        <w:t>Actual Result</w:t>
+      </w:r>
+      <w:r>
+        <w:br/>
+        <w:t>After logging out in Tab A, Tab B remains in a logged-in state and continues to display authenticated content/UI without redirecting to login.</w:t>
+      </w:r>
+    </w:p>
+    <w:p>
+      <w:pPr>
+        <w:pStyle w:val="NormalWeb"/>
+      </w:pPr>
+      <w:r>
+        <w:rPr>
+          <w:b/>
+          <w:bCs/>
+        </w:rPr>
+        <w:t>Severity:</w:t>
+      </w:r>
+      <w:r>
+        <w:t xml:space="preserve"> High</w:t>
+      </w:r>
+      <w:r>
+        <w:br/>
+      </w:r>
+      <w:r>
+        <w:rPr>
+          <w:b/>
+          <w:bCs/>
+        </w:rPr>
+        <w:t>Priority:</w:t>
+      </w:r>
+      <w:r>
+        <w:t xml:space="preserve"> High</w:t>
+      </w:r>
+    </w:p>
+    <w:p>
+      <w:pPr>
+        <w:pStyle w:val="NormalWeb"/>
+      </w:pPr>
+      <w:r>
+        <w:rPr>
+          <w:b/>
+          <w:bCs/>
+        </w:rPr>
+        <w:t>Business Impact</w:t>
+      </w:r>
+    </w:p>
+    <w:p>
+      <w:pPr>
+        <w:pStyle w:val="NormalWeb"/>
+        <w:numPr>
+          <w:ilvl w:val="0"/>
+          <w:numId w:val="24"/>
+        </w:numPr>
+      </w:pPr>
+      <w:r>
+        <w:lastRenderedPageBreak/>
+        <w:t xml:space="preserve">Users </w:t>
+      </w:r>
+      <w:proofErr w:type="gramStart"/>
+      <w:r>
+        <w:t>on</w:t>
+      </w:r>
+      <w:proofErr w:type="gramEnd"/>
+      <w:r>
+        <w:t xml:space="preserve"> shared or public computers may believe they have logged out and walked away, while another tab remains fully authenticated and accessible to anyone with physical access to the device.</w:t>
+      </w:r>
+    </w:p>
+    <w:p>
+      <w:pPr>
+        <w:pStyle w:val="NormalWeb"/>
+        <w:numPr>
+          <w:ilvl w:val="0"/>
+          <w:numId w:val="24"/>
+        </w:numPr>
+      </w:pPr>
+      <w:r>
+        <w:t>If Tab B's session token remains valid server-side, unauthorized actions (creating, editing, publishing, or deleting projects) could be performed after the user believes they've logged out.</w:t>
+      </w:r>
+    </w:p>
+    <w:p>
+      <w:pPr>
+        <w:pStyle w:val="NormalWeb"/>
+        <w:numPr>
+          <w:ilvl w:val="0"/>
+          <w:numId w:val="24"/>
+        </w:numPr>
+      </w:pPr>
+      <w:r>
+        <w:t xml:space="preserve">Undermines user trust in the </w:t>
+      </w:r>
+      <w:proofErr w:type="gramStart"/>
+      <w:r>
+        <w:t>platform's session</w:t>
+      </w:r>
+      <w:proofErr w:type="gramEnd"/>
+      <w:r>
+        <w:t xml:space="preserve"> security and account protection.</w:t>
+      </w:r>
+    </w:p>
+    <w:p>
+      <w:pPr>
+        <w:pStyle w:val="NormalWeb"/>
+        <w:numPr>
+          <w:ilvl w:val="0"/>
+          <w:numId w:val="24"/>
+        </w:numPr>
+      </w:pPr>
+      <w:r>
+        <w:t>May violate security/compliance expectations (e.g., SOC 2, GDPR) around session termination on logout.</w:t>
+      </w:r>
+    </w:p>
+    <w:p>
+      <w:pPr>
+        <w:pStyle w:val="NormalWeb"/>
+      </w:pPr>
+      <w:r>
+        <w:rPr>
+          <w:b/>
+          <w:bCs/>
+        </w:rPr>
+        <w:t>Additional Notes / Suggested Follow-up Testing</w:t>
+      </w:r>
+    </w:p>
+    <w:p>
+      <w:pPr>
+        <w:pStyle w:val="NormalWeb"/>
+        <w:numPr>
+          <w:ilvl w:val="0"/>
+          <w:numId w:val="25"/>
+        </w:numPr>
+      </w:pPr>
+      <w:r>
+        <w:t>Verify whether Tab B's session expires on refresh (indicating a client-side cache issue) or persists indefinitely (indicating server-side session token was not revoked).</w:t>
+      </w:r>
+    </w:p>
+    <w:p>
+      <w:pPr>
+        <w:pStyle w:val="NormalWeb"/>
+        <w:numPr>
+          <w:ilvl w:val="0"/>
+          <w:numId w:val="25"/>
+        </w:numPr>
+      </w:pPr>
+      <w:r>
+        <w:t>Test whether state-changing actions (not just page views) succeed in Tab B post-logout — this determines if the issue is cosmetic/stale UI vs. a true authorization bypass.</w:t>
+      </w:r>
+    </w:p>
+    <w:p>
+      <w:pPr>
+        <w:pStyle w:val="NormalWeb"/>
+        <w:numPr>
+          <w:ilvl w:val="0"/>
+          <w:numId w:val="25"/>
+        </w:numPr>
+      </w:pPr>
+      <w:r>
+        <w:t>Check whether logout calls a server-side session revocation endpoint or only clears local/client storage.</w:t>
+      </w:r>
+    </w:p>
+    <w:p>
+      <w:pPr>
+        <w:pStyle w:val="NormalWeb"/>
+        <w:numPr>
+          <w:ilvl w:val="0"/>
+          <w:numId w:val="25"/>
+        </w:numPr>
+      </w:pPr>
+      <w:r>
+        <w:t xml:space="preserve">Consider implementing a </w:t>
+      </w:r>
+      <w:proofErr w:type="gramStart"/>
+      <w:r>
+        <w:t>cross-tab</w:t>
+      </w:r>
+      <w:proofErr w:type="gramEnd"/>
+      <w:r>
+        <w:t xml:space="preserve"> logout broadcast (e.g., via </w:t>
+      </w:r>
+      <w:proofErr w:type="spellStart"/>
+      <w:r>
+        <w:t>localStorage</w:t>
+      </w:r>
+      <w:proofErr w:type="spellEnd"/>
+      <w:r>
+        <w:t xml:space="preserve"> event or </w:t>
+      </w:r>
+      <w:proofErr w:type="spellStart"/>
+      <w:r>
+        <w:t>BroadcastChannel</w:t>
+      </w:r>
+      <w:proofErr w:type="spellEnd"/>
+      <w:r>
+        <w:t>) so all tabs detect logout in real time.</w:t>
       </w:r>
     </w:p>
     <w:p>
@@ -1934,6 +2378,268 @@
     </w:lvl>
   </w:abstractNum>
   <w:abstractNum w:abstractNumId="4" w15:restartNumberingAfterBreak="0">
+    <w:nsid w:val="1928523B"/>
+    <w:multiLevelType w:val="multilevel"/>
+    <w:tmpl w:val="BCDE1F24"/>
+    <w:lvl w:ilvl="0">
+      <w:start w:val="1"/>
+      <w:numFmt w:val="decimal"/>
+      <w:lvlText w:val="%1."/>
+      <w:lvlJc w:val="left"/>
+      <w:pPr>
+        <w:tabs>
+          <w:tab w:val="num" w:pos="720"/>
+        </w:tabs>
+        <w:ind w:left="720" w:hanging="360"/>
+      </w:pPr>
+    </w:lvl>
+    <w:lvl w:ilvl="1" w:tentative="1">
+      <w:start w:val="1"/>
+      <w:numFmt w:val="decimal"/>
+      <w:lvlText w:val="%2."/>
+      <w:lvlJc w:val="left"/>
+      <w:pPr>
+        <w:tabs>
+          <w:tab w:val="num" w:pos="1440"/>
+        </w:tabs>
+        <w:ind w:left="1440" w:hanging="360"/>
+      </w:pPr>
+    </w:lvl>
+    <w:lvl w:ilvl="2" w:tentative="1">
+      <w:start w:val="1"/>
+      <w:numFmt w:val="decimal"/>
+      <w:lvlText w:val="%3."/>
+      <w:lvlJc w:val="left"/>
+      <w:pPr>
+        <w:tabs>
+          <w:tab w:val="num" w:pos="2160"/>
+        </w:tabs>
+        <w:ind w:left="2160" w:hanging="360"/>
+      </w:pPr>
+    </w:lvl>
+    <w:lvl w:ilvl="3" w:tentative="1">
+      <w:start w:val="1"/>
+      <w:numFmt w:val="decimal"/>
+      <w:lvlText w:val="%4."/>
+      <w:lvlJc w:val="left"/>
+      <w:pPr>
+        <w:tabs>
+          <w:tab w:val="num" w:pos="2880"/>
+        </w:tabs>
+        <w:ind w:left="2880" w:hanging="360"/>
+      </w:pPr>
+    </w:lvl>
+    <w:lvl w:ilvl="4" w:tentative="1">
+      <w:start w:val="1"/>
+      <w:numFmt w:val="decimal"/>
+      <w:lvlText w:val="%5."/>
+      <w:lvlJc w:val="left"/>
+      <w:pPr>
+        <w:tabs>
+          <w:tab w:val="num" w:pos="3600"/>
+        </w:tabs>
+        <w:ind w:left="3600" w:hanging="360"/>
+      </w:pPr>
+    </w:lvl>
+    <w:lvl w:ilvl="5" w:tentative="1">
+      <w:start w:val="1"/>
+      <w:numFmt w:val="decimal"/>
+      <w:lvlText w:val="%6."/>
+      <w:lvlJc w:val="left"/>
+      <w:pPr>
+        <w:tabs>
+          <w:tab w:val="num" w:pos="4320"/>
+        </w:tabs>
+        <w:ind w:left="4320" w:hanging="360"/>
+      </w:pPr>
+    </w:lvl>
+    <w:lvl w:ilvl="6" w:tentative="1">
+      <w:start w:val="1"/>
+      <w:numFmt w:val="decimal"/>
+      <w:lvlText w:val="%7."/>
+      <w:lvlJc w:val="left"/>
+      <w:pPr>
+        <w:tabs>
+          <w:tab w:val="num" w:pos="5040"/>
+        </w:tabs>
+        <w:ind w:left="5040" w:hanging="360"/>
+      </w:pPr>
+    </w:lvl>
+    <w:lvl w:ilvl="7" w:tentative="1">
+      <w:start w:val="1"/>
+      <w:numFmt w:val="decimal"/>
+      <w:lvlText w:val="%8."/>
+      <w:lvlJc w:val="left"/>
+      <w:pPr>
+        <w:tabs>
+          <w:tab w:val="num" w:pos="5760"/>
+        </w:tabs>
+        <w:ind w:left="5760" w:hanging="360"/>
+      </w:pPr>
+    </w:lvl>
+    <w:lvl w:ilvl="8" w:tentative="1">
+      <w:start w:val="1"/>
+      <w:numFmt w:val="decimal"/>
+      <w:lvlText w:val="%9."/>
+      <w:lvlJc w:val="left"/>
+      <w:pPr>
+        <w:tabs>
+          <w:tab w:val="num" w:pos="6480"/>
+        </w:tabs>
+        <w:ind w:left="6480" w:hanging="360"/>
+      </w:pPr>
+    </w:lvl>
+  </w:abstractNum>
+  <w:abstractNum w:abstractNumId="5" w15:restartNumberingAfterBreak="0">
+    <w:nsid w:val="23E1225D"/>
+    <w:multiLevelType w:val="multilevel"/>
+    <w:tmpl w:val="EE480A24"/>
+    <w:lvl w:ilvl="0">
+      <w:start w:val="1"/>
+      <w:numFmt w:val="bullet"/>
+      <w:lvlText w:val=""/>
+      <w:lvlJc w:val="left"/>
+      <w:pPr>
+        <w:tabs>
+          <w:tab w:val="num" w:pos="720"/>
+        </w:tabs>
+        <w:ind w:left="720" w:hanging="360"/>
+      </w:pPr>
+      <w:rPr>
+        <w:rFonts w:ascii="Symbol" w:hAnsi="Symbol" w:hint="default"/>
+        <w:sz w:val="20"/>
+      </w:rPr>
+    </w:lvl>
+    <w:lvl w:ilvl="1" w:tentative="1">
+      <w:start w:val="1"/>
+      <w:numFmt w:val="bullet"/>
+      <w:lvlText w:val="o"/>
+      <w:lvlJc w:val="left"/>
+      <w:pPr>
+        <w:tabs>
+          <w:tab w:val="num" w:pos="1440"/>
+        </w:tabs>
+        <w:ind w:left="1440" w:hanging="360"/>
+      </w:pPr>
+      <w:rPr>
+        <w:rFonts w:ascii="Courier New" w:hAnsi="Courier New" w:hint="default"/>
+        <w:sz w:val="20"/>
+      </w:rPr>
+    </w:lvl>
+    <w:lvl w:ilvl="2" w:tentative="1">
+      <w:start w:val="1"/>
+      <w:numFmt w:val="bullet"/>
+      <w:lvlText w:val=""/>
+      <w:lvlJc w:val="left"/>
+      <w:pPr>
+        <w:tabs>
+          <w:tab w:val="num" w:pos="2160"/>
+        </w:tabs>
+        <w:ind w:left="2160" w:hanging="360"/>
+      </w:pPr>
+      <w:rPr>
+        <w:rFonts w:ascii="Wingdings" w:hAnsi="Wingdings" w:hint="default"/>
+        <w:sz w:val="20"/>
+      </w:rPr>
+    </w:lvl>
+    <w:lvl w:ilvl="3" w:tentative="1">
+      <w:start w:val="1"/>
+      <w:numFmt w:val="bullet"/>
+      <w:lvlText w:val=""/>
+      <w:lvlJc w:val="left"/>
+      <w:pPr>
+        <w:tabs>
+          <w:tab w:val="num" w:pos="2880"/>
+        </w:tabs>
+        <w:ind w:left="2880" w:hanging="360"/>
+      </w:pPr>
+      <w:rPr>
+        <w:rFonts w:ascii="Wingdings" w:hAnsi="Wingdings" w:hint="default"/>
+        <w:sz w:val="20"/>
+      </w:rPr>
+    </w:lvl>
+    <w:lvl w:ilvl="4" w:tentative="1">
+      <w:start w:val="1"/>
+      <w:numFmt w:val="bullet"/>
+      <w:lvlText w:val=""/>
+      <w:lvlJc w:val="left"/>
+      <w:pPr>
+        <w:tabs>
+          <w:tab w:val="num" w:pos="3600"/>
+        </w:tabs>
+        <w:ind w:left="3600" w:hanging="360"/>
+      </w:pPr>
+      <w:rPr>
+        <w:rFonts w:ascii="Wingdings" w:hAnsi="Wingdings" w:hint="default"/>
+        <w:sz w:val="20"/>
+      </w:rPr>
+    </w:lvl>
+    <w:lvl w:ilvl="5" w:tentative="1">
+      <w:start w:val="1"/>
+      <w:numFmt w:val="bullet"/>
+      <w:lvlText w:val=""/>
+      <w:lvlJc w:val="left"/>
+      <w:pPr>
+        <w:tabs>
+          <w:tab w:val="num" w:pos="4320"/>
+        </w:tabs>
+        <w:ind w:left="4320" w:hanging="360"/>
+      </w:pPr>
+      <w:rPr>
+        <w:rFonts w:ascii="Wingdings" w:hAnsi="Wingdings" w:hint="default"/>
+        <w:sz w:val="20"/>
+      </w:rPr>
+    </w:lvl>
+    <w:lvl w:ilvl="6" w:tentative="1">
+      <w:start w:val="1"/>
+      <w:numFmt w:val="bullet"/>
+      <w:lvlText w:val=""/>
+      <w:lvlJc w:val="left"/>
+      <w:pPr>
+        <w:tabs>
+          <w:tab w:val="num" w:pos="5040"/>
+        </w:tabs>
+        <w:ind w:left="5040" w:hanging="360"/>
+      </w:pPr>
+      <w:rPr>
+        <w:rFonts w:ascii="Wingdings" w:hAnsi="Wingdings" w:hint="default"/>
+        <w:sz w:val="20"/>
+      </w:rPr>
+    </w:lvl>
+    <w:lvl w:ilvl="7" w:tentative="1">
+      <w:start w:val="1"/>
+      <w:numFmt w:val="bullet"/>
+      <w:lvlText w:val=""/>
+      <w:lvlJc w:val="left"/>
+      <w:pPr>
+        <w:tabs>
+          <w:tab w:val="num" w:pos="5760"/>
+        </w:tabs>
+        <w:ind w:left="5760" w:hanging="360"/>
+      </w:pPr>
+      <w:rPr>
+        <w:rFonts w:ascii="Wingdings" w:hAnsi="Wingdings" w:hint="default"/>
+        <w:sz w:val="20"/>
+      </w:rPr>
+    </w:lvl>
+    <w:lvl w:ilvl="8" w:tentative="1">
+      <w:start w:val="1"/>
+      <w:numFmt w:val="bullet"/>
+      <w:lvlText w:val=""/>
+      <w:lvlJc w:val="left"/>
+      <w:pPr>
+        <w:tabs>
+          <w:tab w:val="num" w:pos="6480"/>
+        </w:tabs>
+        <w:ind w:left="6480" w:hanging="360"/>
+      </w:pPr>
+      <w:rPr>
+        <w:rFonts w:ascii="Wingdings" w:hAnsi="Wingdings" w:hint="default"/>
+        <w:sz w:val="20"/>
+      </w:rPr>
+    </w:lvl>
+  </w:abstractNum>
+  <w:abstractNum w:abstractNumId="6" w15:restartNumberingAfterBreak="0">
     <w:nsid w:val="2C4C107A"/>
     <w:multiLevelType w:val="multilevel"/>
     <w:tmpl w:val="B0181758"/>
@@ -2082,7 +2788,7 @@
       </w:rPr>
     </w:lvl>
   </w:abstractNum>
-  <w:abstractNum w:abstractNumId="5" w15:restartNumberingAfterBreak="0">
+  <w:abstractNum w:abstractNumId="7" w15:restartNumberingAfterBreak="0">
     <w:nsid w:val="323B4E26"/>
     <w:multiLevelType w:val="multilevel"/>
     <w:tmpl w:val="92F40FB6"/>
@@ -2195,7 +2901,7 @@
       </w:pPr>
     </w:lvl>
   </w:abstractNum>
-  <w:abstractNum w:abstractNumId="6" w15:restartNumberingAfterBreak="0">
+  <w:abstractNum w:abstractNumId="8" w15:restartNumberingAfterBreak="0">
     <w:nsid w:val="36257563"/>
     <w:multiLevelType w:val="multilevel"/>
     <w:tmpl w:val="61E05114"/>
@@ -2344,7 +3050,156 @@
       </w:rPr>
     </w:lvl>
   </w:abstractNum>
-  <w:abstractNum w:abstractNumId="7" w15:restartNumberingAfterBreak="0">
+  <w:abstractNum w:abstractNumId="9" w15:restartNumberingAfterBreak="0">
+    <w:nsid w:val="36E06A91"/>
+    <w:multiLevelType w:val="multilevel"/>
+    <w:tmpl w:val="1544514C"/>
+    <w:lvl w:ilvl="0">
+      <w:start w:val="1"/>
+      <w:numFmt w:val="bullet"/>
+      <w:lvlText w:val=""/>
+      <w:lvlJc w:val="left"/>
+      <w:pPr>
+        <w:tabs>
+          <w:tab w:val="num" w:pos="720"/>
+        </w:tabs>
+        <w:ind w:left="720" w:hanging="360"/>
+      </w:pPr>
+      <w:rPr>
+        <w:rFonts w:ascii="Symbol" w:hAnsi="Symbol" w:hint="default"/>
+        <w:sz w:val="20"/>
+      </w:rPr>
+    </w:lvl>
+    <w:lvl w:ilvl="1" w:tentative="1">
+      <w:start w:val="1"/>
+      <w:numFmt w:val="bullet"/>
+      <w:lvlText w:val="o"/>
+      <w:lvlJc w:val="left"/>
+      <w:pPr>
+        <w:tabs>
+          <w:tab w:val="num" w:pos="1440"/>
+        </w:tabs>
+        <w:ind w:left="1440" w:hanging="360"/>
+      </w:pPr>
+      <w:rPr>
+        <w:rFonts w:ascii="Courier New" w:hAnsi="Courier New" w:hint="default"/>
+        <w:sz w:val="20"/>
+      </w:rPr>
+    </w:lvl>
+    <w:lvl w:ilvl="2" w:tentative="1">
+      <w:start w:val="1"/>
+      <w:numFmt w:val="bullet"/>
+      <w:lvlText w:val=""/>
+      <w:lvlJc w:val="left"/>
+      <w:pPr>
+        <w:tabs>
+          <w:tab w:val="num" w:pos="2160"/>
+        </w:tabs>
+        <w:ind w:left="2160" w:hanging="360"/>
+      </w:pPr>
+      <w:rPr>
+        <w:rFonts w:ascii="Wingdings" w:hAnsi="Wingdings" w:hint="default"/>
+        <w:sz w:val="20"/>
+      </w:rPr>
+    </w:lvl>
+    <w:lvl w:ilvl="3" w:tentative="1">
+      <w:start w:val="1"/>
+      <w:numFmt w:val="bullet"/>
+      <w:lvlText w:val=""/>
+      <w:lvlJc w:val="left"/>
+      <w:pPr>
+        <w:tabs>
+          <w:tab w:val="num" w:pos="2880"/>
+        </w:tabs>
+        <w:ind w:left="2880" w:hanging="360"/>
+      </w:pPr>
+      <w:rPr>
+        <w:rFonts w:ascii="Wingdings" w:hAnsi="Wingdings" w:hint="default"/>
+        <w:sz w:val="20"/>
+      </w:rPr>
+    </w:lvl>
+    <w:lvl w:ilvl="4" w:tentative="1">
+      <w:start w:val="1"/>
+      <w:numFmt w:val="bullet"/>
+      <w:lvlText w:val=""/>
+      <w:lvlJc w:val="left"/>
+      <w:pPr>
+        <w:tabs>
+          <w:tab w:val="num" w:pos="3600"/>
+        </w:tabs>
+        <w:ind w:left="3600" w:hanging="360"/>
+      </w:pPr>
+      <w:rPr>
+        <w:rFonts w:ascii="Wingdings" w:hAnsi="Wingdings" w:hint="default"/>
+        <w:sz w:val="20"/>
+      </w:rPr>
+    </w:lvl>
+    <w:lvl w:ilvl="5" w:tentative="1">
+      <w:start w:val="1"/>
+      <w:numFmt w:val="bullet"/>
+      <w:lvlText w:val=""/>
+      <w:lvlJc w:val="left"/>
+      <w:pPr>
+        <w:tabs>
+          <w:tab w:val="num" w:pos="4320"/>
+        </w:tabs>
+        <w:ind w:left="4320" w:hanging="360"/>
+      </w:pPr>
+      <w:rPr>
+        <w:rFonts w:ascii="Wingdings" w:hAnsi="Wingdings" w:hint="default"/>
+        <w:sz w:val="20"/>
+      </w:rPr>
+    </w:lvl>
+    <w:lvl w:ilvl="6" w:tentative="1">
+      <w:start w:val="1"/>
+      <w:numFmt w:val="bullet"/>
+      <w:lvlText w:val=""/>
+      <w:lvlJc w:val="left"/>
+      <w:pPr>
+        <w:tabs>
+          <w:tab w:val="num" w:pos="5040"/>
+        </w:tabs>
+        <w:ind w:left="5040" w:hanging="360"/>
+      </w:pPr>
+      <w:rPr>
+        <w:rFonts w:ascii="Wingdings" w:hAnsi="Wingdings" w:hint="default"/>
+        <w:sz w:val="20"/>
+      </w:rPr>
+    </w:lvl>
+    <w:lvl w:ilvl="7" w:tentative="1">
+      <w:start w:val="1"/>
+      <w:numFmt w:val="bullet"/>
+      <w:lvlText w:val=""/>
+      <w:lvlJc w:val="left"/>
+      <w:pPr>
+        <w:tabs>
+          <w:tab w:val="num" w:pos="5760"/>
+        </w:tabs>
+        <w:ind w:left="5760" w:hanging="360"/>
+      </w:pPr>
+      <w:rPr>
+        <w:rFonts w:ascii="Wingdings" w:hAnsi="Wingdings" w:hint="default"/>
+        <w:sz w:val="20"/>
+      </w:rPr>
+    </w:lvl>
+    <w:lvl w:ilvl="8" w:tentative="1">
+      <w:start w:val="1"/>
+      <w:numFmt w:val="bullet"/>
+      <w:lvlText w:val=""/>
+      <w:lvlJc w:val="left"/>
+      <w:pPr>
+        <w:tabs>
+          <w:tab w:val="num" w:pos="6480"/>
+        </w:tabs>
+        <w:ind w:left="6480" w:hanging="360"/>
+      </w:pPr>
+      <w:rPr>
+        <w:rFonts w:ascii="Wingdings" w:hAnsi="Wingdings" w:hint="default"/>
+        <w:sz w:val="20"/>
+      </w:rPr>
+    </w:lvl>
+  </w:abstractNum>
+  <w:abstractNum w:abstractNumId="10" w15:restartNumberingAfterBreak="0">
     <w:nsid w:val="3EFF7ED1"/>
     <w:multiLevelType w:val="multilevel"/>
     <w:tmpl w:val="D8DADE3E"/>
@@ -2493,7 +3348,7 @@
       </w:rPr>
     </w:lvl>
   </w:abstractNum>
-  <w:abstractNum w:abstractNumId="8" w15:restartNumberingAfterBreak="0">
+  <w:abstractNum w:abstractNumId="11" w15:restartNumberingAfterBreak="0">
     <w:nsid w:val="3F822354"/>
     <w:multiLevelType w:val="multilevel"/>
     <w:tmpl w:val="31ACDAF6"/>
@@ -2642,7 +3497,7 @@
       </w:rPr>
     </w:lvl>
   </w:abstractNum>
-  <w:abstractNum w:abstractNumId="9" w15:restartNumberingAfterBreak="0">
+  <w:abstractNum w:abstractNumId="12" w15:restartNumberingAfterBreak="0">
     <w:nsid w:val="4AE62AA8"/>
     <w:multiLevelType w:val="multilevel"/>
     <w:tmpl w:val="4F48DE46"/>
@@ -2755,7 +3610,7 @@
       </w:pPr>
     </w:lvl>
   </w:abstractNum>
-  <w:abstractNum w:abstractNumId="10" w15:restartNumberingAfterBreak="0">
+  <w:abstractNum w:abstractNumId="13" w15:restartNumberingAfterBreak="0">
     <w:nsid w:val="4D852BCD"/>
     <w:multiLevelType w:val="multilevel"/>
     <w:tmpl w:val="24D698DE"/>
@@ -2868,7 +3723,7 @@
       </w:pPr>
     </w:lvl>
   </w:abstractNum>
-  <w:abstractNum w:abstractNumId="11" w15:restartNumberingAfterBreak="0">
+  <w:abstractNum w:abstractNumId="14" w15:restartNumberingAfterBreak="0">
     <w:nsid w:val="4F9141EB"/>
     <w:multiLevelType w:val="multilevel"/>
     <w:tmpl w:val="44584C7A"/>
@@ -3017,7 +3872,156 @@
       </w:rPr>
     </w:lvl>
   </w:abstractNum>
-  <w:abstractNum w:abstractNumId="12" w15:restartNumberingAfterBreak="0">
+  <w:abstractNum w:abstractNumId="15" w15:restartNumberingAfterBreak="0">
+    <w:nsid w:val="4FC2107D"/>
+    <w:multiLevelType w:val="multilevel"/>
+    <w:tmpl w:val="9AFC5BC0"/>
+    <w:lvl w:ilvl="0">
+      <w:start w:val="1"/>
+      <w:numFmt w:val="bullet"/>
+      <w:lvlText w:val=""/>
+      <w:lvlJc w:val="left"/>
+      <w:pPr>
+        <w:tabs>
+          <w:tab w:val="num" w:pos="720"/>
+        </w:tabs>
+        <w:ind w:left="720" w:hanging="360"/>
+      </w:pPr>
+      <w:rPr>
+        <w:rFonts w:ascii="Symbol" w:hAnsi="Symbol" w:hint="default"/>
+        <w:sz w:val="20"/>
+      </w:rPr>
+    </w:lvl>
+    <w:lvl w:ilvl="1" w:tentative="1">
+      <w:start w:val="1"/>
+      <w:numFmt w:val="bullet"/>
+      <w:lvlText w:val="o"/>
+      <w:lvlJc w:val="left"/>
+      <w:pPr>
+        <w:tabs>
+          <w:tab w:val="num" w:pos="1440"/>
+        </w:tabs>
+        <w:ind w:left="1440" w:hanging="360"/>
+      </w:pPr>
+      <w:rPr>
+        <w:rFonts w:ascii="Courier New" w:hAnsi="Courier New" w:hint="default"/>
+        <w:sz w:val="20"/>
+      </w:rPr>
+    </w:lvl>
+    <w:lvl w:ilvl="2" w:tentative="1">
+      <w:start w:val="1"/>
+      <w:numFmt w:val="bullet"/>
+      <w:lvlText w:val=""/>
+      <w:lvlJc w:val="left"/>
+      <w:pPr>
+        <w:tabs>
+          <w:tab w:val="num" w:pos="2160"/>
+        </w:tabs>
+        <w:ind w:left="2160" w:hanging="360"/>
+      </w:pPr>
+      <w:rPr>
+        <w:rFonts w:ascii="Wingdings" w:hAnsi="Wingdings" w:hint="default"/>
+        <w:sz w:val="20"/>
+      </w:rPr>
+    </w:lvl>
+    <w:lvl w:ilvl="3" w:tentative="1">
+      <w:start w:val="1"/>
+      <w:numFmt w:val="bullet"/>
+      <w:lvlText w:val=""/>
+      <w:lvlJc w:val="left"/>
+      <w:pPr>
+        <w:tabs>
+          <w:tab w:val="num" w:pos="2880"/>
+        </w:tabs>
+        <w:ind w:left="2880" w:hanging="360"/>
+      </w:pPr>
+      <w:rPr>
+        <w:rFonts w:ascii="Wingdings" w:hAnsi="Wingdings" w:hint="default"/>
+        <w:sz w:val="20"/>
+      </w:rPr>
+    </w:lvl>
+    <w:lvl w:ilvl="4" w:tentative="1">
+      <w:start w:val="1"/>
+      <w:numFmt w:val="bullet"/>
+      <w:lvlText w:val=""/>
+      <w:lvlJc w:val="left"/>
+      <w:pPr>
+        <w:tabs>
+          <w:tab w:val="num" w:pos="3600"/>
+        </w:tabs>
+        <w:ind w:left="3600" w:hanging="360"/>
+      </w:pPr>
+      <w:rPr>
+        <w:rFonts w:ascii="Wingdings" w:hAnsi="Wingdings" w:hint="default"/>
+        <w:sz w:val="20"/>
+      </w:rPr>
+    </w:lvl>
+    <w:lvl w:ilvl="5" w:tentative="1">
+      <w:start w:val="1"/>
+      <w:numFmt w:val="bullet"/>
+      <w:lvlText w:val=""/>
+      <w:lvlJc w:val="left"/>
+      <w:pPr>
+        <w:tabs>
+          <w:tab w:val="num" w:pos="4320"/>
+        </w:tabs>
+        <w:ind w:left="4320" w:hanging="360"/>
+      </w:pPr>
+      <w:rPr>
+        <w:rFonts w:ascii="Wingdings" w:hAnsi="Wingdings" w:hint="default"/>
+        <w:sz w:val="20"/>
+      </w:rPr>
+    </w:lvl>
+    <w:lvl w:ilvl="6" w:tentative="1">
+      <w:start w:val="1"/>
+      <w:numFmt w:val="bullet"/>
+      <w:lvlText w:val=""/>
+      <w:lvlJc w:val="left"/>
+      <w:pPr>
+        <w:tabs>
+          <w:tab w:val="num" w:pos="5040"/>
+        </w:tabs>
+        <w:ind w:left="5040" w:hanging="360"/>
+      </w:pPr>
+      <w:rPr>
+        <w:rFonts w:ascii="Wingdings" w:hAnsi="Wingdings" w:hint="default"/>
+        <w:sz w:val="20"/>
+      </w:rPr>
+    </w:lvl>
+    <w:lvl w:ilvl="7" w:tentative="1">
+      <w:start w:val="1"/>
+      <w:numFmt w:val="bullet"/>
+      <w:lvlText w:val=""/>
+      <w:lvlJc w:val="left"/>
+      <w:pPr>
+        <w:tabs>
+          <w:tab w:val="num" w:pos="5760"/>
+        </w:tabs>
+        <w:ind w:left="5760" w:hanging="360"/>
+      </w:pPr>
+      <w:rPr>
+        <w:rFonts w:ascii="Wingdings" w:hAnsi="Wingdings" w:hint="default"/>
+        <w:sz w:val="20"/>
+      </w:rPr>
+    </w:lvl>
+    <w:lvl w:ilvl="8" w:tentative="1">
+      <w:start w:val="1"/>
+      <w:numFmt w:val="bullet"/>
+      <w:lvlText w:val=""/>
+      <w:lvlJc w:val="left"/>
+      <w:pPr>
+        <w:tabs>
+          <w:tab w:val="num" w:pos="6480"/>
+        </w:tabs>
+        <w:ind w:left="6480" w:hanging="360"/>
+      </w:pPr>
+      <w:rPr>
+        <w:rFonts w:ascii="Wingdings" w:hAnsi="Wingdings" w:hint="default"/>
+        <w:sz w:val="20"/>
+      </w:rPr>
+    </w:lvl>
+  </w:abstractNum>
+  <w:abstractNum w:abstractNumId="16" w15:restartNumberingAfterBreak="0">
     <w:nsid w:val="4FF10DBA"/>
     <w:multiLevelType w:val="multilevel"/>
     <w:tmpl w:val="84066A0E"/>
@@ -3166,7 +4170,7 @@
       </w:rPr>
     </w:lvl>
   </w:abstractNum>
-  <w:abstractNum w:abstractNumId="13" w15:restartNumberingAfterBreak="0">
+  <w:abstractNum w:abstractNumId="17" w15:restartNumberingAfterBreak="0">
     <w:nsid w:val="52A724D0"/>
     <w:multiLevelType w:val="multilevel"/>
     <w:tmpl w:val="E5A2178A"/>
@@ -3279,7 +4283,120 @@
       </w:pPr>
     </w:lvl>
   </w:abstractNum>
-  <w:abstractNum w:abstractNumId="14" w15:restartNumberingAfterBreak="0">
+  <w:abstractNum w:abstractNumId="18" w15:restartNumberingAfterBreak="0">
+    <w:nsid w:val="62081445"/>
+    <w:multiLevelType w:val="multilevel"/>
+    <w:tmpl w:val="B964E8C8"/>
+    <w:lvl w:ilvl="0">
+      <w:start w:val="1"/>
+      <w:numFmt w:val="decimal"/>
+      <w:lvlText w:val="%1."/>
+      <w:lvlJc w:val="left"/>
+      <w:pPr>
+        <w:tabs>
+          <w:tab w:val="num" w:pos="720"/>
+        </w:tabs>
+        <w:ind w:left="720" w:hanging="360"/>
+      </w:pPr>
+    </w:lvl>
+    <w:lvl w:ilvl="1" w:tentative="1">
+      <w:start w:val="1"/>
+      <w:numFmt w:val="decimal"/>
+      <w:lvlText w:val="%2."/>
+      <w:lvlJc w:val="left"/>
+      <w:pPr>
+        <w:tabs>
+          <w:tab w:val="num" w:pos="1440"/>
+        </w:tabs>
+        <w:ind w:left="1440" w:hanging="360"/>
+      </w:pPr>
+    </w:lvl>
+    <w:lvl w:ilvl="2" w:tentative="1">
+      <w:start w:val="1"/>
+      <w:numFmt w:val="decimal"/>
+      <w:lvlText w:val="%3."/>
+      <w:lvlJc w:val="left"/>
+      <w:pPr>
+        <w:tabs>
+          <w:tab w:val="num" w:pos="2160"/>
+        </w:tabs>
+        <w:ind w:left="2160" w:hanging="360"/>
+      </w:pPr>
+    </w:lvl>
+    <w:lvl w:ilvl="3" w:tentative="1">
+      <w:start w:val="1"/>
+      <w:numFmt w:val="decimal"/>
+      <w:lvlText w:val="%4."/>
+      <w:lvlJc w:val="left"/>
+      <w:pPr>
+        <w:tabs>
+          <w:tab w:val="num" w:pos="2880"/>
+        </w:tabs>
+        <w:ind w:left="2880" w:hanging="360"/>
+      </w:pPr>
+    </w:lvl>
+    <w:lvl w:ilvl="4" w:tentative="1">
+      <w:start w:val="1"/>
+      <w:numFmt w:val="decimal"/>
+      <w:lvlText w:val="%5."/>
+      <w:lvlJc w:val="left"/>
+      <w:pPr>
+        <w:tabs>
+          <w:tab w:val="num" w:pos="3600"/>
+        </w:tabs>
+        <w:ind w:left="3600" w:hanging="360"/>
+      </w:pPr>
+    </w:lvl>
+    <w:lvl w:ilvl="5" w:tentative="1">
+      <w:start w:val="1"/>
+      <w:numFmt w:val="decimal"/>
+      <w:lvlText w:val="%6."/>
+      <w:lvlJc w:val="left"/>
+      <w:pPr>
+        <w:tabs>
+          <w:tab w:val="num" w:pos="4320"/>
+        </w:tabs>
+        <w:ind w:left="4320" w:hanging="360"/>
+      </w:pPr>
+    </w:lvl>
+    <w:lvl w:ilvl="6" w:tentative="1">
+      <w:start w:val="1"/>
+      <w:numFmt w:val="decimal"/>
+      <w:lvlText w:val="%7."/>
+      <w:lvlJc w:val="left"/>
+      <w:pPr>
+        <w:tabs>
+          <w:tab w:val="num" w:pos="5040"/>
+        </w:tabs>
+        <w:ind w:left="5040" w:hanging="360"/>
+      </w:pPr>
+    </w:lvl>
+    <w:lvl w:ilvl="7" w:tentative="1">
+      <w:start w:val="1"/>
+      <w:numFmt w:val="decimal"/>
+      <w:lvlText w:val="%8."/>
+      <w:lvlJc w:val="left"/>
+      <w:pPr>
+        <w:tabs>
+          <w:tab w:val="num" w:pos="5760"/>
+        </w:tabs>
+        <w:ind w:left="5760" w:hanging="360"/>
+      </w:pPr>
+    </w:lvl>
+    <w:lvl w:ilvl="8" w:tentative="1">
+      <w:start w:val="1"/>
+      <w:numFmt w:val="decimal"/>
+      <w:lvlText w:val="%9."/>
+      <w:lvlJc w:val="left"/>
+      <w:pPr>
+        <w:tabs>
+          <w:tab w:val="num" w:pos="6480"/>
+        </w:tabs>
+        <w:ind w:left="6480" w:hanging="360"/>
+      </w:pPr>
+    </w:lvl>
+  </w:abstractNum>
+  <w:abstractNum w:abstractNumId="19" w15:restartNumberingAfterBreak="0">
     <w:nsid w:val="645971D9"/>
     <w:multiLevelType w:val="multilevel"/>
     <w:tmpl w:val="E8B06F42"/>
@@ -3392,7 +4509,7 @@
       </w:pPr>
     </w:lvl>
   </w:abstractNum>
-  <w:abstractNum w:abstractNumId="15" w15:restartNumberingAfterBreak="0">
+  <w:abstractNum w:abstractNumId="20" w15:restartNumberingAfterBreak="0">
     <w:nsid w:val="706C3BC8"/>
     <w:multiLevelType w:val="multilevel"/>
     <w:tmpl w:val="40CC55FC"/>
@@ -3505,7 +4622,7 @@
       </w:pPr>
     </w:lvl>
   </w:abstractNum>
-  <w:abstractNum w:abstractNumId="16" w15:restartNumberingAfterBreak="0">
+  <w:abstractNum w:abstractNumId="21" w15:restartNumberingAfterBreak="0">
     <w:nsid w:val="717F60DC"/>
     <w:multiLevelType w:val="multilevel"/>
     <w:tmpl w:val="4FA6261A"/>
@@ -3654,7 +4771,7 @@
       </w:rPr>
     </w:lvl>
   </w:abstractNum>
-  <w:abstractNum w:abstractNumId="17" w15:restartNumberingAfterBreak="0">
+  <w:abstractNum w:abstractNumId="22" w15:restartNumberingAfterBreak="0">
     <w:nsid w:val="721A0FB6"/>
     <w:multiLevelType w:val="multilevel"/>
     <w:tmpl w:val="DFF44100"/>
@@ -3803,7 +4920,7 @@
       </w:rPr>
     </w:lvl>
   </w:abstractNum>
-  <w:abstractNum w:abstractNumId="18" w15:restartNumberingAfterBreak="0">
+  <w:abstractNum w:abstractNumId="23" w15:restartNumberingAfterBreak="0">
     <w:nsid w:val="76B960BA"/>
     <w:multiLevelType w:val="multilevel"/>
     <w:tmpl w:val="FD74DB46"/>
@@ -3952,7 +5069,7 @@
       </w:rPr>
     </w:lvl>
   </w:abstractNum>
-  <w:abstractNum w:abstractNumId="19" w15:restartNumberingAfterBreak="0">
+  <w:abstractNum w:abstractNumId="24" w15:restartNumberingAfterBreak="0">
     <w:nsid w:val="7B302E23"/>
     <w:multiLevelType w:val="multilevel"/>
     <w:tmpl w:val="3E42ED44"/>
@@ -4066,64 +5183,79 @@
     </w:lvl>
   </w:abstractNum>
   <w:num w:numId="1" w16cid:durableId="1660307610">
-    <w:abstractNumId w:val="18"/>
+    <w:abstractNumId w:val="23"/>
   </w:num>
   <w:num w:numId="2" w16cid:durableId="1324624697">
     <w:abstractNumId w:val="1"/>
   </w:num>
   <w:num w:numId="3" w16cid:durableId="1631470783">
-    <w:abstractNumId w:val="14"/>
+    <w:abstractNumId w:val="19"/>
   </w:num>
   <w:num w:numId="4" w16cid:durableId="1541284929">
     <w:abstractNumId w:val="3"/>
   </w:num>
   <w:num w:numId="5" w16cid:durableId="1450053735">
-    <w:abstractNumId w:val="8"/>
+    <w:abstractNumId w:val="11"/>
   </w:num>
   <w:num w:numId="6" w16cid:durableId="1778254467">
     <w:abstractNumId w:val="0"/>
   </w:num>
   <w:num w:numId="7" w16cid:durableId="1739355979">
-    <w:abstractNumId w:val="19"/>
+    <w:abstractNumId w:val="24"/>
   </w:num>
   <w:num w:numId="8" w16cid:durableId="348409862">
-    <w:abstractNumId w:val="12"/>
+    <w:abstractNumId w:val="16"/>
   </w:num>
   <w:num w:numId="9" w16cid:durableId="989793422">
-    <w:abstractNumId w:val="7"/>
+    <w:abstractNumId w:val="10"/>
   </w:num>
   <w:num w:numId="10" w16cid:durableId="229312451">
-    <w:abstractNumId w:val="10"/>
+    <w:abstractNumId w:val="13"/>
   </w:num>
   <w:num w:numId="11" w16cid:durableId="55327413">
-    <w:abstractNumId w:val="15"/>
+    <w:abstractNumId w:val="20"/>
   </w:num>
   <w:num w:numId="12" w16cid:durableId="150682932">
-    <w:abstractNumId w:val="17"/>
+    <w:abstractNumId w:val="22"/>
   </w:num>
   <w:num w:numId="13" w16cid:durableId="1781339877">
-    <w:abstractNumId w:val="4"/>
+    <w:abstractNumId w:val="6"/>
   </w:num>
   <w:num w:numId="14" w16cid:durableId="1047559701">
     <w:abstractNumId w:val="2"/>
   </w:num>
   <w:num w:numId="15" w16cid:durableId="2106806616">
-    <w:abstractNumId w:val="5"/>
+    <w:abstractNumId w:val="7"/>
   </w:num>
   <w:num w:numId="16" w16cid:durableId="333536373">
-    <w:abstractNumId w:val="16"/>
+    <w:abstractNumId w:val="21"/>
   </w:num>
   <w:num w:numId="17" w16cid:durableId="1801336960">
-    <w:abstractNumId w:val="6"/>
+    <w:abstractNumId w:val="8"/>
   </w:num>
   <w:num w:numId="18" w16cid:durableId="1419402695">
+    <w:abstractNumId w:val="12"/>
+  </w:num>
+  <w:num w:numId="19" w16cid:durableId="913777097">
+    <w:abstractNumId w:val="17"/>
+  </w:num>
+  <w:num w:numId="20" w16cid:durableId="928079551">
+    <w:abstractNumId w:val="14"/>
+  </w:num>
+  <w:num w:numId="21" w16cid:durableId="377974136">
+    <w:abstractNumId w:val="15"/>
+  </w:num>
+  <w:num w:numId="22" w16cid:durableId="70349231">
+    <w:abstractNumId w:val="18"/>
+  </w:num>
+  <w:num w:numId="23" w16cid:durableId="1943611785">
+    <w:abstractNumId w:val="4"/>
+  </w:num>
+  <w:num w:numId="24" w16cid:durableId="724648471">
     <w:abstractNumId w:val="9"/>
   </w:num>
-  <w:num w:numId="19" w16cid:durableId="913777097">
-    <w:abstractNumId w:val="13"/>
-  </w:num>
-  <w:num w:numId="20" w16cid:durableId="928079551">
-    <w:abstractNumId w:val="11"/>
+  <w:num w:numId="25" w16cid:durableId="1010063836">
+    <w:abstractNumId w:val="5"/>
   </w:num>
 </w:numbering>
 </file>
